--- a/examples/filled-template/example-filled-template.docx
+++ b/examples/filled-template/example-filled-template.docx
@@ -156,7 +156,7 @@
         <w:pStyle w:val="ListBullet"/>
       </w:pPr>
       <w:r>
-        <w:t>Hospital EMR/HIS — owned by the hospital, separate procurement and security governance; treated as a partially-trusted external system</w:t>
+        <w:t>Hospital EMR/HIS — owned by the hospital, separate procurement and security governance; treated as a partially-trusted external system (boundary TB-6)</w:t>
       </w:r>
     </w:p>
     <w:p>
@@ -1322,7 +1322,7 @@
               <w:rPr>
                 <w:sz w:val="20"/>
               </w:rPr>
-              <w:t>Workstation ↔ EMR</w:t>
+              <w:t>Workstation ↔ EMR (TB-6)</w:t>
             </w:r>
           </w:p>
         </w:tc>
@@ -1394,7 +1394,7 @@
               <w:rPr>
                 <w:sz w:val="20"/>
               </w:rPr>
-              <w:t>Untrusted (external system)</w:t>
+              <w:t>Partially-trusted (external system)</w:t>
             </w:r>
           </w:p>
         </w:tc>
@@ -3767,6 +3767,134 @@
           </w:p>
         </w:tc>
       </w:tr>
+      <w:tr>
+        <w:tc>
+          <w:tcPr>
+            <w:tcW w:type="dxa" w:w="1234"/>
+          </w:tcPr>
+          <w:p>
+            <w:r>
+              <w:rPr>
+                <w:sz w:val="20"/>
+              </w:rPr>
+            </w:r>
+            <w:r>
+              <w:rPr>
+                <w:sz w:val="20"/>
+              </w:rPr>
+              <w:t>S-11</w:t>
+            </w:r>
+          </w:p>
+        </w:tc>
+        <w:tc>
+          <w:tcPr>
+            <w:tcW w:type="dxa" w:w="1234"/>
+          </w:tcPr>
+          <w:p>
+            <w:r>
+              <w:rPr>
+                <w:sz w:val="20"/>
+              </w:rPr>
+            </w:r>
+            <w:r>
+              <w:rPr>
+                <w:sz w:val="20"/>
+              </w:rPr>
+              <w:t>External attacker (via hospital EMR)</w:t>
+            </w:r>
+          </w:p>
+        </w:tc>
+        <w:tc>
+          <w:tcPr>
+            <w:tcW w:type="dxa" w:w="1234"/>
+          </w:tcPr>
+          <w:p>
+            <w:r>
+              <w:rPr>
+                <w:sz w:val="20"/>
+              </w:rPr>
+            </w:r>
+            <w:r>
+              <w:rPr>
+                <w:sz w:val="20"/>
+              </w:rPr>
+              <w:t>As an attacker who has compromised the partially-trusted hospital EMR, I want to send malformed HL7 FHIR messages across the EMR interface to the acquisition workstation, so that I exploit a parsing flaw to execute code or corrupt patient/order data used during scanning</w:t>
+            </w:r>
+          </w:p>
+        </w:tc>
+        <w:tc>
+          <w:tcPr>
+            <w:tcW w:type="dxa" w:w="1234"/>
+          </w:tcPr>
+          <w:p>
+            <w:r>
+              <w:rPr>
+                <w:sz w:val="20"/>
+              </w:rPr>
+            </w:r>
+            <w:r>
+              <w:rPr>
+                <w:sz w:val="20"/>
+              </w:rPr>
+              <w:t>Workstation ↔ EMR (TB-6)</w:t>
+            </w:r>
+          </w:p>
+        </w:tc>
+        <w:tc>
+          <w:tcPr>
+            <w:tcW w:type="dxa" w:w="1234"/>
+          </w:tcPr>
+          <w:p>
+            <w:r>
+              <w:rPr>
+                <w:sz w:val="20"/>
+              </w:rPr>
+            </w:r>
+            <w:r>
+              <w:rPr>
+                <w:sz w:val="20"/>
+              </w:rPr>
+              <w:t>S</w:t>
+            </w:r>
+          </w:p>
+        </w:tc>
+        <w:tc>
+          <w:tcPr>
+            <w:tcW w:type="dxa" w:w="1234"/>
+          </w:tcPr>
+          <w:p>
+            <w:r>
+              <w:rPr>
+                <w:sz w:val="20"/>
+              </w:rPr>
+            </w:r>
+            <w:r>
+              <w:rPr>
+                <w:sz w:val="20"/>
+              </w:rPr>
+              <w:t>Tampering / Elevation of privilege</w:t>
+            </w:r>
+          </w:p>
+        </w:tc>
+        <w:tc>
+          <w:tcPr>
+            <w:tcW w:type="dxa" w:w="1234"/>
+          </w:tcPr>
+          <w:p>
+            <w:r>
+              <w:rPr>
+                <w:sz w:val="20"/>
+              </w:rPr>
+            </w:r>
+            <w:r>
+              <w:rPr>
+                <w:sz w:val="20"/>
+              </w:rPr>
+              <w:t>T0855 Unauthorized Command Message</w:t>
+            </w:r>
+          </w:p>
+        </w:tc>
+      </w:tr>
     </w:tbl>
     <w:p/>
     <w:p/>
@@ -5402,6 +5530,153 @@
           </w:p>
         </w:tc>
       </w:tr>
+      <w:tr>
+        <w:tc>
+          <w:tcPr>
+            <w:tcW w:type="dxa" w:w="1080"/>
+          </w:tcPr>
+          <w:p>
+            <w:r>
+              <w:rPr>
+                <w:sz w:val="20"/>
+              </w:rPr>
+            </w:r>
+            <w:r>
+              <w:rPr>
+                <w:sz w:val="20"/>
+              </w:rPr>
+              <w:t>S-11</w:t>
+            </w:r>
+          </w:p>
+        </w:tc>
+        <w:tc>
+          <w:tcPr>
+            <w:tcW w:type="dxa" w:w="1080"/>
+          </w:tcPr>
+          <w:p>
+            <w:r>
+              <w:rPr>
+                <w:sz w:val="20"/>
+              </w:rPr>
+            </w:r>
+            <w:r>
+              <w:rPr>
+                <w:sz w:val="20"/>
+              </w:rPr>
+              <w:t>2</w:t>
+            </w:r>
+          </w:p>
+        </w:tc>
+        <w:tc>
+          <w:tcPr>
+            <w:tcW w:type="dxa" w:w="1080"/>
+          </w:tcPr>
+          <w:p>
+            <w:r>
+              <w:rPr>
+                <w:sz w:val="20"/>
+              </w:rPr>
+            </w:r>
+            <w:r>
+              <w:rPr>
+                <w:sz w:val="20"/>
+              </w:rPr>
+              <w:t>EMR is partially-trusted and outside our control; HL7/FHIR parser flaws are a well-known class, and an attacker only needs a foothold in the hospital EMR</w:t>
+            </w:r>
+          </w:p>
+        </w:tc>
+        <w:tc>
+          <w:tcPr>
+            <w:tcW w:type="dxa" w:w="1080"/>
+          </w:tcPr>
+          <w:p>
+            <w:r>
+              <w:rPr>
+                <w:sz w:val="20"/>
+              </w:rPr>
+            </w:r>
+            <w:r>
+              <w:rPr>
+                <w:sz w:val="20"/>
+              </w:rPr>
+              <w:t>3</w:t>
+            </w:r>
+          </w:p>
+        </w:tc>
+        <w:tc>
+          <w:tcPr>
+            <w:tcW w:type="dxa" w:w="1080"/>
+          </w:tcPr>
+          <w:p>
+            <w:r>
+              <w:rPr>
+                <w:sz w:val="20"/>
+              </w:rPr>
+            </w:r>
+            <w:r>
+              <w:rPr>
+                <w:sz w:val="20"/>
+              </w:rPr>
+              <w:t>Malformed input could execute code on the workstation or feed corrupted patient/order data into a scan</w:t>
+            </w:r>
+          </w:p>
+        </w:tc>
+        <w:tc>
+          <w:tcPr>
+            <w:tcW w:type="dxa" w:w="1080"/>
+          </w:tcPr>
+          <w:p>
+            <w:r>
+              <w:rPr>
+                <w:sz w:val="20"/>
+              </w:rPr>
+            </w:r>
+            <w:r>
+              <w:rPr>
+                <w:sz w:val="20"/>
+              </w:rPr>
+              <w:t>6</w:t>
+            </w:r>
+          </w:p>
+        </w:tc>
+        <w:tc>
+          <w:tcPr>
+            <w:tcW w:type="dxa" w:w="1080"/>
+          </w:tcPr>
+          <w:p>
+            <w:r>
+              <w:rPr>
+                <w:sz w:val="20"/>
+              </w:rPr>
+            </w:r>
+            <w:r>
+              <w:rPr>
+                <w:sz w:val="20"/>
+              </w:rPr>
+              <w:t>Yes — corrupted order data or a compromised workstation can endanger patients</w:t>
+            </w:r>
+          </w:p>
+        </w:tc>
+        <w:tc>
+          <w:tcPr>
+            <w:tcW w:type="dxa" w:w="1080"/>
+          </w:tcPr>
+          <w:p>
+            <w:r>
+              <w:rPr>
+                <w:sz w:val="20"/>
+              </w:rPr>
+            </w:r>
+            <w:r>
+              <w:rPr>
+                <w:b/>
+                <w:sz w:val="20"/>
+              </w:rPr>
+              <w:t>High</w:t>
+            </w:r>
+          </w:p>
+        </w:tc>
+      </w:tr>
     </w:tbl>
     <w:p/>
     <w:p/>
@@ -6187,6 +6462,116 @@
                 <w:sz w:val="20"/>
               </w:rPr>
               <w:t>Software change</w:t>
+            </w:r>
+          </w:p>
+        </w:tc>
+      </w:tr>
+      <w:tr>
+        <w:tc>
+          <w:tcPr>
+            <w:tcW w:type="dxa" w:w="1440"/>
+          </w:tcPr>
+          <w:p>
+            <w:r>
+              <w:rPr>
+                <w:sz w:val="20"/>
+              </w:rPr>
+            </w:r>
+            <w:r>
+              <w:rPr>
+                <w:sz w:val="20"/>
+              </w:rPr>
+              <w:t>M-07</w:t>
+            </w:r>
+          </w:p>
+        </w:tc>
+        <w:tc>
+          <w:tcPr>
+            <w:tcW w:type="dxa" w:w="1440"/>
+          </w:tcPr>
+          <w:p>
+            <w:r>
+              <w:rPr>
+                <w:sz w:val="20"/>
+              </w:rPr>
+            </w:r>
+            <w:r>
+              <w:rPr>
+                <w:sz w:val="20"/>
+              </w:rPr>
+              <w:t>S-11</w:t>
+            </w:r>
+          </w:p>
+        </w:tc>
+        <w:tc>
+          <w:tcPr>
+            <w:tcW w:type="dxa" w:w="1440"/>
+          </w:tcPr>
+          <w:p>
+            <w:r>
+              <w:rPr>
+                <w:sz w:val="20"/>
+              </w:rPr>
+            </w:r>
+            <w:r>
+              <w:rPr>
+                <w:sz w:val="20"/>
+              </w:rPr>
+              <w:t>Preventive</w:t>
+            </w:r>
+          </w:p>
+        </w:tc>
+        <w:tc>
+          <w:tcPr>
+            <w:tcW w:type="dxa" w:w="1440"/>
+          </w:tcPr>
+          <w:p>
+            <w:r>
+              <w:rPr>
+                <w:sz w:val="20"/>
+              </w:rPr>
+            </w:r>
+            <w:r>
+              <w:rPr>
+                <w:sz w:val="20"/>
+              </w:rPr>
+              <w:t>Treat the EMR interface (TB-6) as untrusted input: strict HL7 FHIR schema validation and input sanitisation on the workstation, run the FHIR parser in a sandboxed/least-privilege process, and mutually authenticate the EMR connection (OAuth 2.0 + pinned TLS)</w:t>
+            </w:r>
+          </w:p>
+        </w:tc>
+        <w:tc>
+          <w:tcPr>
+            <w:tcW w:type="dxa" w:w="1440"/>
+          </w:tcPr>
+          <w:p>
+            <w:r>
+              <w:rPr>
+                <w:sz w:val="20"/>
+              </w:rPr>
+            </w:r>
+            <w:r>
+              <w:rPr>
+                <w:sz w:val="20"/>
+              </w:rPr>
+              <w:t>Zero-day parser flaws remain until patched; a fully compromised EMR can still send well-formed but false data</w:t>
+            </w:r>
+          </w:p>
+        </w:tc>
+        <w:tc>
+          <w:tcPr>
+            <w:tcW w:type="dxa" w:w="1440"/>
+          </w:tcPr>
+          <w:p>
+            <w:r>
+              <w:rPr>
+                <w:sz w:val="20"/>
+              </w:rPr>
+            </w:r>
+            <w:r>
+              <w:rPr>
+                <w:sz w:val="20"/>
+              </w:rPr>
+              <w:t>Software change — add interface fuzzing to design verification</w:t>
             </w:r>
           </w:p>
         </w:tc>
